--- a/SWP/SWP-217-Bullion-Assay-and-Custody-RevA.docx
+++ b/SWP/SWP-217-Bullion-Assay-and-Custody-RevA.docx
@@ -122,7 +122,7 @@
               <w:sz w:val="32"/>
               <w:szCs w:val="32"/>
             </w:rPr>
-            <w:t xml:space="preserve">HM-PRC-VXX-PRO217</w:t>
+            <w:t xml:space="preserve">SWP-217</w:t>
           </w:r>
         </w:p>
         <w:p>
@@ -403,7 +403,7 @@
                     <w:sz w:val="20"/>
                     <w:szCs w:val="20"/>
                   </w:rPr>
-                  <w:t xml:space="preserve">HM-PRC-VXX-PRO217</w:t>
+                  <w:t xml:space="preserve">SWP-217</w:t>
                 </w:r>
                 <w:r>
                   <w:rPr>
@@ -6667,7 +6667,7 @@
               <w:sz w:val="20"/>
               <w:szCs w:val="20"/>
             </w:rPr>
-            <w:t xml:space="preserve">HM-PRC-VXX-PRO217_Bullion Assay and Custody</w:t>
+            <w:t xml:space="preserve">SWP-217_Bullion Assay and Custody</w:t>
           </w:r>
           <w:r>
             <w:rPr>
@@ -7250,7 +7250,7 @@
         <w:sz w:val="18"/>
         <w:szCs w:val="20"/>
       </w:rPr>
-      <w:t xml:space="preserve">HM-PRC-VXX-PRO217</w:t>
+      <w:t xml:space="preserve">SWP-217</w:t>
     </w:r>
   </w:p>
 </w:hdr>
